--- a/entregables/05_Implementacion_speckit-implement.docx
+++ b/entregables/05_Implementacion_speckit-implement.docx
@@ -25,7 +25,23 @@
           <w:i/>
           <w:color w:val="555F6D"/>
         </w:rPr>
-        <w:t>Comando SDD:</w:t>
+        <w:t>Fase SDD:</w:t>
+      </w:r>
+      <w:r>
+        <w:rPr>
+          <w:b w:val="0"/>
+          <w:i/>
+          <w:color w:val="555F6D"/>
+        </w:rPr>
+        <w:t xml:space="preserve"> 4 – Implementar | </w:t>
+      </w:r>
+      <w:r>
+        <w:rPr>
+          <w:b/>
+          <w:i/>
+          <w:color w:val="555F6D"/>
+        </w:rPr>
+        <w:t>Comando Spec Kit:</w:t>
       </w:r>
       <w:r>
         <w:rPr>
@@ -96,7 +112,7 @@
           <w:i/>
           <w:color w:val="555F6D"/>
         </w:rPr>
-        <w:t xml:space="preserve"> 2026-10-21</w:t>
+        <w:t xml:space="preserve"> 2026-10-21 / 2026-10-22</w:t>
       </w:r>
     </w:p>
     <w:p>
@@ -133,7 +149,7 @@
           <w:i/>
           <w:color w:val="555F6D"/>
         </w:rPr>
-        <w:t xml:space="preserve">, </w:t>
+        <w:t xml:space="preserve"> · </w:t>
       </w:r>
       <w:r>
         <w:rPr>
@@ -149,7 +165,7 @@
           <w:i/>
           <w:color w:val="555F6D"/>
         </w:rPr>
-        <w:t xml:space="preserve">, </w:t>
+        <w:t xml:space="preserve"> · </w:t>
       </w:r>
       <w:r>
         <w:rPr>
@@ -158,6 +174,22 @@
           <w:color w:val="555F6D"/>
         </w:rPr>
         <w:t>`constitution.md`</w:t>
+      </w:r>
+      <w:r>
+        <w:rPr>
+          <w:b w:val="0"/>
+          <w:i/>
+          <w:color w:val="555F6D"/>
+        </w:rPr>
+        <w:t xml:space="preserve"> · </w:t>
+      </w:r>
+      <w:r>
+        <w:rPr>
+          <w:b w:val="0"/>
+          <w:i/>
+          <w:color w:val="555F6D"/>
+        </w:rPr>
+        <w:t>`AGENTS.md`</w:t>
       </w:r>
     </w:p>
     <w:p>
@@ -179,7 +211,7 @@
           <w:b w:val="0"/>
           <w:i w:val="0"/>
         </w:rPr>
-        <w:t xml:space="preserve">El agente implementó las </w:t>
+        <w:t xml:space="preserve">El agente ejecutó las </w:t>
       </w:r>
       <w:r>
         <w:rPr>
@@ -209,7 +241,21 @@
           <w:b w:val="0"/>
           <w:i w:val="0"/>
         </w:rPr>
-        <w:t xml:space="preserve"> en el orden de fases que se definió (Setup → Fundamentos → US1 → US2 → US3 → US4 → Transversal), con el ciclo </w:t>
+        <w:t xml:space="preserve"> </w:t>
+      </w:r>
+      <w:r>
+        <w:rPr>
+          <w:b/>
+          <w:i w:val="0"/>
+        </w:rPr>
+        <w:t>una a la vez</w:t>
+      </w:r>
+      <w:r>
+        <w:rPr>
+          <w:b w:val="0"/>
+          <w:i w:val="0"/>
+        </w:rPr>
+        <w:t xml:space="preserve">, en el orden de dependencias (Preparación → Fundamentos → US1 → US2 → US3 → US4 → Persistencia, seguridad y validación), con el ciclo </w:t>
       </w:r>
       <w:r>
         <w:rPr>
@@ -223,7 +269,7 @@
           <w:b w:val="0"/>
           <w:i w:val="0"/>
         </w:rPr>
-        <w:t xml:space="preserve"> que exige la Constitución. Se entrega una API REST funcional que cubre las historias US1–US4.</w:t>
+        <w:t xml:space="preserve"> que exige la Constitución.</w:t>
       </w:r>
     </w:p>
     <w:tbl>
@@ -318,23 +364,7 @@
                 <w:i w:val="0"/>
                 <w:sz w:val="19"/>
               </w:rPr>
-              <w:t>Archivos de código fuente</w:t>
-            </w:r>
-          </w:p>
-        </w:tc>
-        <w:tc>
-          <w:tcPr>
-            <w:tcW w:type="dxa" w:w="4873"/>
-            <w:shd w:val="clear" w:color="auto" w:fill="EEF2F7"/>
-          </w:tcPr>
-          <w:p>
-            <w:r>
-              <w:rPr>
-                <w:b w:val="0"/>
-                <w:i w:val="0"/>
-                <w:sz w:val="19"/>
-              </w:rPr>
-              <w:t>5 (</w:t>
+              <w:t>Código fuente (</w:t>
             </w:r>
             <w:r>
               <w:rPr>
@@ -352,7 +382,23 @@
                 <w:i w:val="0"/>
                 <w:sz w:val="19"/>
               </w:rPr>
-              <w:t>) – 399 líneas</w:t>
+              <w:t>)</w:t>
+            </w:r>
+          </w:p>
+        </w:tc>
+        <w:tc>
+          <w:tcPr>
+            <w:tcW w:type="dxa" w:w="4873"/>
+            <w:shd w:val="clear" w:color="auto" w:fill="EEF2F7"/>
+          </w:tcPr>
+          <w:p>
+            <w:r>
+              <w:rPr>
+                <w:b w:val="0"/>
+                <w:i w:val="0"/>
+                <w:sz w:val="19"/>
+              </w:rPr>
+              <w:t>5 archivos, 399 líneas</w:t>
             </w:r>
           </w:p>
         </w:tc>
@@ -369,22 +415,7 @@
                 <w:i w:val="0"/>
                 <w:sz w:val="19"/>
               </w:rPr>
-              <w:t>Archivos de prueba</w:t>
-            </w:r>
-          </w:p>
-        </w:tc>
-        <w:tc>
-          <w:tcPr>
-            <w:tcW w:type="dxa" w:w="4873"/>
-          </w:tcPr>
-          <w:p>
-            <w:r>
-              <w:rPr>
-                <w:b w:val="0"/>
-                <w:i w:val="0"/>
-                <w:sz w:val="19"/>
-              </w:rPr>
-              <w:t>3 (</w:t>
+              <w:t>Pruebas (</w:t>
             </w:r>
             <w:r>
               <w:rPr>
@@ -402,7 +433,22 @@
                 <w:i w:val="0"/>
                 <w:sz w:val="19"/>
               </w:rPr>
-              <w:t>) – 325 líneas</w:t>
+              <w:t>)</w:t>
+            </w:r>
+          </w:p>
+        </w:tc>
+        <w:tc>
+          <w:tcPr>
+            <w:tcW w:type="dxa" w:w="4873"/>
+          </w:tcPr>
+          <w:p>
+            <w:r>
+              <w:rPr>
+                <w:b w:val="0"/>
+                <w:i w:val="0"/>
+                <w:sz w:val="19"/>
+              </w:rPr>
+              <w:t>3 archivos, 352 líneas</w:t>
             </w:r>
           </w:p>
         </w:tc>
@@ -436,7 +482,15 @@
                 <w:i w:val="0"/>
                 <w:sz w:val="19"/>
               </w:rPr>
-              <w:t>35 pasan / 0 fallan</w:t>
+              <w:t>36 pasan / 0 fallan</w:t>
+            </w:r>
+            <w:r>
+              <w:rPr>
+                <w:b w:val="0"/>
+                <w:i w:val="0"/>
+                <w:sz w:val="19"/>
+              </w:rPr>
+              <w:t xml:space="preserve"> (8 suites)</w:t>
             </w:r>
           </w:p>
         </w:tc>
@@ -453,6 +507,39 @@
                 <w:i w:val="0"/>
                 <w:sz w:val="19"/>
               </w:rPr>
+              <w:t>Pruebas con el ID del requisito en el nombre</w:t>
+            </w:r>
+          </w:p>
+        </w:tc>
+        <w:tc>
+          <w:tcPr>
+            <w:tcW w:type="dxa" w:w="4873"/>
+          </w:tcPr>
+          <w:p>
+            <w:r>
+              <w:rPr>
+                <w:b w:val="0"/>
+                <w:i w:val="0"/>
+                <w:sz w:val="19"/>
+              </w:rPr>
+              <w:t>36 / 36</w:t>
+            </w:r>
+          </w:p>
+        </w:tc>
+      </w:tr>
+      <w:tr>
+        <w:tc>
+          <w:tcPr>
+            <w:tcW w:type="dxa" w:w="4873"/>
+            <w:shd w:val="clear" w:color="auto" w:fill="EEF2F7"/>
+          </w:tcPr>
+          <w:p>
+            <w:r>
+              <w:rPr>
+                <w:b w:val="0"/>
+                <w:i w:val="0"/>
+                <w:sz w:val="19"/>
+              </w:rPr>
               <w:t>Dependencias externas</w:t>
             </w:r>
           </w:p>
@@ -460,6 +547,7 @@
         <w:tc>
           <w:tcPr>
             <w:tcW w:type="dxa" w:w="4873"/>
+            <w:shd w:val="clear" w:color="auto" w:fill="EEF2F7"/>
           </w:tcPr>
           <w:p>
             <w:r>
@@ -477,7 +565,6 @@
         <w:tc>
           <w:tcPr>
             <w:tcW w:type="dxa" w:w="4873"/>
-            <w:shd w:val="clear" w:color="auto" w:fill="EEF2F7"/>
           </w:tcPr>
           <w:p>
             <w:r>
@@ -493,7 +580,6 @@
         <w:tc>
           <w:tcPr>
             <w:tcW w:type="dxa" w:w="4873"/>
-            <w:shd w:val="clear" w:color="auto" w:fill="EEF2F7"/>
           </w:tcPr>
           <w:p>
             <w:r>
@@ -537,7 +623,80 @@
           <w:i w:val="0"/>
           <w:color w:val="1F3A5F"/>
         </w:rPr>
-        <w:t>2. Archivos producidos</w:t>
+        <w:t>2. Cómo se le pidió el trabajo al agente</w:t>
+      </w:r>
+    </w:p>
+    <w:p>
+      <w:r>
+        <w:rPr>
+          <w:b w:val="0"/>
+          <w:i w:val="0"/>
+        </w:rPr>
+        <w:t xml:space="preserve">Cada tarea se pidió con el prompt de </w:t>
+      </w:r>
+      <w:r>
+        <w:rPr>
+          <w:rFonts w:ascii="Consolas" w:hAnsi="Consolas"/>
+          <w:b w:val="0"/>
+          <w:i w:val="0"/>
+          <w:color w:val="B03060"/>
+        </w:rPr>
+        <w:t>AGENTS.md</w:t>
+      </w:r>
+      <w:r>
+        <w:rPr>
+          <w:b w:val="0"/>
+          <w:i w:val="0"/>
+        </w:rPr>
+        <w:t>, por ejemplo:</w:t>
+      </w:r>
+    </w:p>
+    <w:tbl>
+      <w:tblPr>
+        <w:tblW w:type="auto" w:w="0"/>
+        <w:tblLook w:firstColumn="1" w:firstRow="1" w:lastColumn="0" w:lastRow="0" w:noHBand="0" w:noVBand="1" w:val="04A0"/>
+      </w:tblPr>
+      <w:tblGrid>
+        <w:gridCol w:w="9746"/>
+      </w:tblGrid>
+      <w:tr>
+        <w:tc>
+          <w:tcPr>
+            <w:tcW w:type="dxa" w:w="9746"/>
+            <w:shd w:val="clear" w:color="auto" w:fill="F2F4F7"/>
+          </w:tcPr>
+          <w:p>
+            <w:r>
+              <w:rPr>
+                <w:rFonts w:ascii="Consolas" w:hAnsi="Consolas"/>
+                <w:sz w:val="17"/>
+              </w:rPr>
+              <w:t>Lee constitution.md, spec.md y plan.md de specs/001-gestion-tareas/.</w:t>
+              <w:br/>
+              <w:t>Implementa SOLO la tarea T018 de tasks.md.</w:t>
+              <w:br/>
+              <w:t>No modifiques otros archivos fuera de lo que T018 requiere.</w:t>
+              <w:br/>
+              <w:t>Al terminar, ejecuta los tests y marca T018 como completada.</w:t>
+              <w:br/>
+              <w:t>Si encuentras algo que contradice la spec, detente y pregúntame.</w:t>
+            </w:r>
+          </w:p>
+        </w:tc>
+      </w:tr>
+    </w:tbl>
+    <w:p/>
+    <w:p>
+      <w:pPr>
+        <w:pStyle w:val="Heading2"/>
+      </w:pPr>
+      <w:r>
+        <w:rPr>
+          <w:b w:val="0"/>
+          <w:i w:val="0"/>
+          <w:color w:val="1F3A5F"/>
+        </w:rPr>
+        <w:t>3. Archivos producidos (trazabilidad)</w:t>
       </w:r>
     </w:p>
     <w:tbl>
@@ -601,7 +760,7 @@
                 <w:color w:val="FFFFFF"/>
                 <w:sz w:val="19"/>
               </w:rPr>
-              <w:t>Responsabilidad</w:t>
+              <w:t>Tareas</w:t>
             </w:r>
           </w:p>
         </w:tc>
@@ -618,7 +777,7 @@
                 <w:color w:val="FFFFFF"/>
                 <w:sz w:val="19"/>
               </w:rPr>
-              <w:t>Tareas</w:t>
+              <w:t>Requisitos</w:t>
             </w:r>
           </w:p>
         </w:tc>
@@ -667,7 +826,7 @@
                 <w:i w:val="0"/>
                 <w:sz w:val="19"/>
               </w:rPr>
-              <w:t>Entidad Tarea, validación, fechas y máquina de estados</w:t>
+              <w:t>T005</w:t>
             </w:r>
           </w:p>
         </w:tc>
@@ -682,7 +841,7 @@
                 <w:i w:val="0"/>
                 <w:sz w:val="19"/>
               </w:rPr>
-              <w:t>T005</w:t>
+              <w:t>FR-001, FR-002, FR-003, FR-004, FR-007, FR-008</w:t>
             </w:r>
           </w:p>
         </w:tc>
@@ -730,21 +889,11 @@
           <w:p>
             <w:r>
               <w:rPr>
-                <w:rFonts w:ascii="Consolas" w:hAnsi="Consolas"/>
-                <w:b w:val="0"/>
-                <w:i w:val="0"/>
-                <w:color w:val="B03060"/>
-                <w:sz w:val="19"/>
-              </w:rPr>
-              <w:t>Map</w:t>
-            </w:r>
-            <w:r>
-              <w:rPr>
                 <w:b w:val="0"/>
                 <w:i w:val="0"/>
                 <w:sz w:val="19"/>
               </w:rPr>
-              <w:t xml:space="preserve"> en memoria + JSON con escritura atómica</w:t>
+              <w:t>T006, T022</w:t>
             </w:r>
           </w:p>
         </w:tc>
@@ -760,7 +909,7 @@
                 <w:i w:val="0"/>
                 <w:sz w:val="19"/>
               </w:rPr>
-              <w:t>T006, T022</w:t>
+              <w:t>FR-010</w:t>
             </w:r>
           </w:p>
         </w:tc>
@@ -809,7 +958,7 @@
                 <w:i w:val="0"/>
                 <w:sz w:val="19"/>
               </w:rPr>
-              <w:t>Casos de uso: crear, listar, obtener, editar, cambiar estado y eliminar</w:t>
+              <w:t>T011, T014, T017, T018, T021</w:t>
             </w:r>
           </w:p>
         </w:tc>
@@ -824,7 +973,7 @@
                 <w:i w:val="0"/>
                 <w:sz w:val="19"/>
               </w:rPr>
-              <w:t>T011, T014, T017, T018, T021</w:t>
+              <w:t>FR-005 a FR-009, FR-011</w:t>
             </w:r>
           </w:p>
         </w:tc>
@@ -876,7 +1025,7 @@
                 <w:i w:val="0"/>
                 <w:sz w:val="19"/>
               </w:rPr>
-              <w:t>Enrutamiento, parseo JSON, límite de 10 KB y mapeo de errores</w:t>
+              <w:t>T007, T012, T015, T019, T021</w:t>
             </w:r>
           </w:p>
         </w:tc>
@@ -892,7 +1041,7 @@
                 <w:i w:val="0"/>
                 <w:sz w:val="19"/>
               </w:rPr>
-              <w:t>T007, T012, T015, T019, T021</w:t>
+              <w:t>FR-004, FR-012, NFR-001, NFR-004</w:t>
             </w:r>
           </w:p>
         </w:tc>
@@ -941,7 +1090,7 @@
                 <w:i w:val="0"/>
                 <w:sz w:val="19"/>
               </w:rPr>
-              <w:t>Configuración por variables de entorno</w:t>
+              <w:t>T008</w:t>
             </w:r>
           </w:p>
         </w:tc>
@@ -956,7 +1105,7 @@
                 <w:i w:val="0"/>
                 <w:sz w:val="19"/>
               </w:rPr>
-              <w:t>T008</w:t>
+              <w:t>Constitución V</w:t>
             </w:r>
           </w:p>
         </w:tc>
@@ -992,23 +1141,7 @@
                 <w:i w:val="0"/>
                 <w:sz w:val="19"/>
               </w:rPr>
-              <w:t>Pruebas</w:t>
-            </w:r>
-          </w:p>
-        </w:tc>
-        <w:tc>
-          <w:tcPr>
-            <w:tcW w:type="dxa" w:w="2436"/>
-            <w:shd w:val="clear" w:color="auto" w:fill="EEF2F7"/>
-          </w:tcPr>
-          <w:p>
-            <w:r>
-              <w:rPr>
-                <w:b w:val="0"/>
-                <w:i w:val="0"/>
-                <w:sz w:val="19"/>
-              </w:rPr>
-              <w:t>14 pruebas unitarias del dominio</w:t>
+              <w:t>Pruebas (14)</w:t>
             </w:r>
           </w:p>
         </w:tc>
@@ -1025,6 +1158,22 @@
                 <w:sz w:val="19"/>
               </w:rPr>
               <w:t>T004</w:t>
+            </w:r>
+          </w:p>
+        </w:tc>
+        <w:tc>
+          <w:tcPr>
+            <w:tcW w:type="dxa" w:w="2436"/>
+            <w:shd w:val="clear" w:color="auto" w:fill="EEF2F7"/>
+          </w:tcPr>
+          <w:p>
+            <w:r>
+              <w:rPr>
+                <w:b w:val="0"/>
+                <w:i w:val="0"/>
+                <w:sz w:val="19"/>
+              </w:rPr>
+              <w:t>FR-001 a FR-004, FR-007, FR-008</w:t>
             </w:r>
           </w:p>
         </w:tc>
@@ -1058,22 +1207,7 @@
                 <w:i w:val="0"/>
                 <w:sz w:val="19"/>
               </w:rPr>
-              <w:t>Pruebas</w:t>
-            </w:r>
-          </w:p>
-        </w:tc>
-        <w:tc>
-          <w:tcPr>
-            <w:tcW w:type="dxa" w:w="2436"/>
-          </w:tcPr>
-          <w:p>
-            <w:r>
-              <w:rPr>
-                <w:b w:val="0"/>
-                <w:i w:val="0"/>
-                <w:sz w:val="19"/>
-              </w:rPr>
-              <w:t>11 pruebas de servicio y persistencia</w:t>
+              <w:t>Pruebas (11)</w:t>
             </w:r>
           </w:p>
         </w:tc>
@@ -1089,6 +1223,21 @@
                 <w:sz w:val="19"/>
               </w:rPr>
               <w:t>T009, T013, T016, T020, T022</w:t>
+            </w:r>
+          </w:p>
+        </w:tc>
+        <w:tc>
+          <w:tcPr>
+            <w:tcW w:type="dxa" w:w="2436"/>
+          </w:tcPr>
+          <w:p>
+            <w:r>
+              <w:rPr>
+                <w:b w:val="0"/>
+                <w:i w:val="0"/>
+                <w:sz w:val="19"/>
+              </w:rPr>
+              <w:t>FR-001, FR-002, FR-004 a FR-011</w:t>
             </w:r>
           </w:p>
         </w:tc>
@@ -1124,7 +1273,7 @@
                 <w:i w:val="0"/>
                 <w:sz w:val="19"/>
               </w:rPr>
-              <w:t>Pruebas</w:t>
+              <w:t>Pruebas (11)</w:t>
             </w:r>
           </w:p>
         </w:tc>
@@ -1140,7 +1289,7 @@
                 <w:i w:val="0"/>
                 <w:sz w:val="19"/>
               </w:rPr>
-              <w:t>10 pruebas de integración HTTP</w:t>
+              <w:t>T010, T016, T020, T023, T024</w:t>
             </w:r>
           </w:p>
         </w:tc>
@@ -1156,7 +1305,89 @@
                 <w:i w:val="0"/>
                 <w:sz w:val="19"/>
               </w:rPr>
-              <w:t>T010, T016, T020, T023</w:t>
+              <w:t>FR-004, FR-006, FR-007, FR-012, NFR-001, NFR-002, NFR-004</w:t>
+            </w:r>
+          </w:p>
+        </w:tc>
+      </w:tr>
+      <w:tr>
+        <w:tc>
+          <w:tcPr>
+            <w:tcW w:type="dxa" w:w="2436"/>
+          </w:tcPr>
+          <w:p>
+            <w:r>
+              <w:rPr>
+                <w:rFonts w:ascii="Consolas" w:hAnsi="Consolas"/>
+                <w:b w:val="0"/>
+                <w:i w:val="0"/>
+                <w:color w:val="B03060"/>
+                <w:sz w:val="19"/>
+              </w:rPr>
+              <w:t>AGENTS.md</w:t>
+            </w:r>
+            <w:r>
+              <w:rPr>
+                <w:b w:val="0"/>
+                <w:i w:val="0"/>
+                <w:sz w:val="19"/>
+              </w:rPr>
+              <w:t xml:space="preserve">, </w:t>
+            </w:r>
+            <w:r>
+              <w:rPr>
+                <w:rFonts w:ascii="Consolas" w:hAnsi="Consolas"/>
+                <w:b w:val="0"/>
+                <w:i w:val="0"/>
+                <w:color w:val="B03060"/>
+                <w:sz w:val="19"/>
+              </w:rPr>
+              <w:t>CLAUDE.md</w:t>
+            </w:r>
+          </w:p>
+        </w:tc>
+        <w:tc>
+          <w:tcPr>
+            <w:tcW w:type="dxa" w:w="2436"/>
+          </w:tcPr>
+          <w:p>
+            <w:r>
+              <w:rPr>
+                <w:b w:val="0"/>
+                <w:i w:val="0"/>
+                <w:sz w:val="19"/>
+              </w:rPr>
+              <w:t>Instrucciones</w:t>
+            </w:r>
+          </w:p>
+        </w:tc>
+        <w:tc>
+          <w:tcPr>
+            <w:tcW w:type="dxa" w:w="2436"/>
+          </w:tcPr>
+          <w:p>
+            <w:r>
+              <w:rPr>
+                <w:b w:val="0"/>
+                <w:i w:val="0"/>
+                <w:sz w:val="19"/>
+              </w:rPr>
+              <w:t>T003</w:t>
+            </w:r>
+          </w:p>
+        </w:tc>
+        <w:tc>
+          <w:tcPr>
+            <w:tcW w:type="dxa" w:w="2436"/>
+          </w:tcPr>
+          <w:p>
+            <w:r>
+              <w:rPr>
+                <w:b w:val="0"/>
+                <w:i w:val="0"/>
+                <w:sz w:val="19"/>
+              </w:rPr>
+              <w:t>Constitución §5</w:t>
             </w:r>
           </w:p>
         </w:tc>
@@ -1173,670 +1404,550 @@
           <w:i w:val="0"/>
           <w:color w:val="1F3A5F"/>
         </w:rPr>
-        <w:t>3. Bitácora de ejecución por fase</w:t>
+        <w:t>4. Bitácora por fase</w:t>
       </w:r>
     </w:p>
-    <w:p>
-      <w:pPr>
-        <w:pStyle w:val="Heading3"/>
-      </w:pPr>
-      <w:r>
-        <w:rPr>
-          <w:b w:val="0"/>
-          <w:i w:val="0"/>
-          <w:color w:val="1F3A5F"/>
-        </w:rPr>
-        <w:t>Fase 1 – Setup ✅</w:t>
-      </w:r>
-    </w:p>
-    <w:p>
-      <w:r>
-        <w:rPr>
-          <w:b w:val="0"/>
-          <w:i w:val="0"/>
-        </w:rPr>
-        <w:t xml:space="preserve">Se crearon la estructura de carpetas y </w:t>
-      </w:r>
-      <w:r>
-        <w:rPr>
-          <w:rFonts w:ascii="Consolas" w:hAnsi="Consolas"/>
-          <w:b w:val="0"/>
-          <w:i w:val="0"/>
-          <w:color w:val="B03060"/>
-        </w:rPr>
-        <w:t>package.json</w:t>
-      </w:r>
-      <w:r>
-        <w:rPr>
-          <w:b w:val="0"/>
-          <w:i w:val="0"/>
-        </w:rPr>
-        <w:t xml:space="preserve"> con los scripts </w:t>
-      </w:r>
-      <w:r>
-        <w:rPr>
-          <w:rFonts w:ascii="Consolas" w:hAnsi="Consolas"/>
-          <w:b w:val="0"/>
-          <w:i w:val="0"/>
-          <w:color w:val="B03060"/>
-        </w:rPr>
-        <w:t>start</w:t>
-      </w:r>
-      <w:r>
-        <w:rPr>
-          <w:b w:val="0"/>
-          <w:i w:val="0"/>
-        </w:rPr>
-        <w:t xml:space="preserve">, </w:t>
-      </w:r>
-      <w:r>
-        <w:rPr>
-          <w:rFonts w:ascii="Consolas" w:hAnsi="Consolas"/>
-          <w:b w:val="0"/>
-          <w:i w:val="0"/>
-          <w:color w:val="B03060"/>
-        </w:rPr>
-        <w:t>test</w:t>
-      </w:r>
-      <w:r>
-        <w:rPr>
-          <w:b w:val="0"/>
-          <w:i w:val="0"/>
-        </w:rPr>
-        <w:t xml:space="preserve"> y </w:t>
-      </w:r>
-      <w:r>
-        <w:rPr>
-          <w:rFonts w:ascii="Consolas" w:hAnsi="Consolas"/>
-          <w:b w:val="0"/>
-          <w:i w:val="0"/>
-          <w:color w:val="B03060"/>
-        </w:rPr>
-        <w:t>coverage</w:t>
-      </w:r>
-      <w:r>
-        <w:rPr>
-          <w:b w:val="0"/>
-          <w:i w:val="0"/>
-        </w:rPr>
-        <w:t>, y se redactó la constitución.</w:t>
-      </w:r>
-    </w:p>
-    <w:p>
-      <w:pPr>
-        <w:pStyle w:val="Heading3"/>
-      </w:pPr>
-      <w:r>
-        <w:rPr>
-          <w:b w:val="0"/>
-          <w:i w:val="0"/>
-          <w:color w:val="1F3A5F"/>
-        </w:rPr>
-        <w:t>Fase 2 – Fundamentos ✅</w:t>
-      </w:r>
-    </w:p>
-    <w:p>
-      <w:pPr>
-        <w:pStyle w:val="ListBullet"/>
-      </w:pPr>
-      <w:r>
-        <w:rPr>
-          <w:b w:val="0"/>
-          <w:i w:val="0"/>
-        </w:rPr>
-        <w:t>Primero se escribieron las pruebas de dominio (</w:t>
-      </w:r>
-      <w:r>
-        <w:rPr>
-          <w:b/>
-          <w:i w:val="0"/>
-        </w:rPr>
-        <w:t>rojo</w:t>
-      </w:r>
-      <w:r>
-        <w:rPr>
-          <w:b w:val="0"/>
-          <w:i w:val="0"/>
-        </w:rPr>
-        <w:t xml:space="preserve">). Después se implementó </w:t>
-      </w:r>
-      <w:r>
-        <w:rPr>
-          <w:rFonts w:ascii="Consolas" w:hAnsi="Consolas"/>
-          <w:b w:val="0"/>
-          <w:i w:val="0"/>
-          <w:color w:val="B03060"/>
-        </w:rPr>
-        <w:t>task.js</w:t>
-      </w:r>
-      <w:r>
-        <w:rPr>
-          <w:b w:val="0"/>
-          <w:i w:val="0"/>
-        </w:rPr>
-        <w:t xml:space="preserve"> hasta que pasaron (</w:t>
-      </w:r>
-      <w:r>
-        <w:rPr>
-          <w:b/>
-          <w:i w:val="0"/>
-        </w:rPr>
-        <w:t>verde</w:t>
-      </w:r>
-      <w:r>
-        <w:rPr>
-          <w:b w:val="0"/>
-          <w:i w:val="0"/>
-        </w:rPr>
-        <w:t>).</w:t>
-      </w:r>
-    </w:p>
-    <w:p>
-      <w:pPr>
-        <w:pStyle w:val="ListBullet"/>
-      </w:pPr>
-      <w:r>
-        <w:rPr>
-          <w:rFonts w:ascii="Consolas" w:hAnsi="Consolas"/>
-          <w:b w:val="0"/>
-          <w:i w:val="0"/>
-          <w:color w:val="B03060"/>
-        </w:rPr>
-        <w:t>isValidDate</w:t>
-      </w:r>
-      <w:r>
-        <w:rPr>
-          <w:b w:val="0"/>
-          <w:i w:val="0"/>
-        </w:rPr>
-        <w:t xml:space="preserve"> verifica el formato </w:t>
-      </w:r>
-      <w:r>
-        <w:rPr>
-          <w:rFonts w:ascii="Consolas" w:hAnsi="Consolas"/>
-          <w:b w:val="0"/>
-          <w:i w:val="0"/>
-          <w:color w:val="B03060"/>
-        </w:rPr>
-        <w:t>YYYY-MM-DD</w:t>
-      </w:r>
-      <w:r>
-        <w:rPr>
-          <w:b w:val="0"/>
-          <w:i w:val="0"/>
-        </w:rPr>
-        <w:t xml:space="preserve"> </w:t>
-      </w:r>
-      <w:r>
-        <w:rPr>
-          <w:b/>
-          <w:i w:val="0"/>
-        </w:rPr>
-        <w:t>y</w:t>
-      </w:r>
-      <w:r>
-        <w:rPr>
-          <w:b w:val="0"/>
-          <w:i w:val="0"/>
-        </w:rPr>
-        <w:t xml:space="preserve"> que la fecha exista en el calendario (rechaza </w:t>
-      </w:r>
-      <w:r>
-        <w:rPr>
-          <w:rFonts w:ascii="Consolas" w:hAnsi="Consolas"/>
-          <w:b w:val="0"/>
-          <w:i w:val="0"/>
-          <w:color w:val="B03060"/>
-        </w:rPr>
-        <w:t>2026-02-30</w:t>
-      </w:r>
-      <w:r>
-        <w:rPr>
-          <w:b w:val="0"/>
-          <w:i w:val="0"/>
-        </w:rPr>
-        <w:t xml:space="preserve">), comparando contra </w:t>
-      </w:r>
-      <w:r>
-        <w:rPr>
-          <w:rFonts w:ascii="Consolas" w:hAnsi="Consolas"/>
-          <w:b w:val="0"/>
-          <w:i w:val="0"/>
-          <w:color w:val="B03060"/>
-        </w:rPr>
-        <w:t>toISOString()</w:t>
-      </w:r>
-      <w:r>
-        <w:rPr>
-          <w:b w:val="0"/>
-          <w:i w:val="0"/>
-        </w:rPr>
-        <w:t>.</w:t>
-      </w:r>
-    </w:p>
-    <w:p>
-      <w:pPr>
-        <w:pStyle w:val="ListBullet"/>
-      </w:pPr>
-      <w:r>
-        <w:rPr>
-          <w:b w:val="0"/>
-          <w:i w:val="0"/>
-        </w:rPr>
-        <w:t xml:space="preserve">El repositorio devuelve </w:t>
-      </w:r>
-      <w:r>
-        <w:rPr>
-          <w:b/>
-          <w:i w:val="0"/>
-        </w:rPr>
-        <w:t>copias</w:t>
-      </w:r>
-      <w:r>
-        <w:rPr>
-          <w:b w:val="0"/>
-          <w:i w:val="0"/>
-        </w:rPr>
-        <w:t xml:space="preserve"> de los objetos para que no se pueda mutar su estado interno.</w:t>
-      </w:r>
-    </w:p>
-    <w:p>
-      <w:pPr>
-        <w:pStyle w:val="Heading3"/>
-      </w:pPr>
-      <w:r>
-        <w:rPr>
-          <w:b w:val="0"/>
-          <w:i w:val="0"/>
-          <w:color w:val="1F3A5F"/>
-        </w:rPr>
-        <w:t>Fase 3 – US1 Registrar ✅</w:t>
-      </w:r>
-    </w:p>
-    <w:p>
-      <w:r>
-        <w:rPr>
-          <w:rFonts w:ascii="Consolas" w:hAnsi="Consolas"/>
-          <w:b w:val="0"/>
-          <w:i w:val="0"/>
-          <w:color w:val="B03060"/>
-        </w:rPr>
-        <w:t>POST /tasks</w:t>
-      </w:r>
-      <w:r>
-        <w:rPr>
-          <w:b w:val="0"/>
-          <w:i w:val="0"/>
-        </w:rPr>
-        <w:t xml:space="preserve"> responde 201 con </w:t>
-      </w:r>
-      <w:r>
-        <w:rPr>
-          <w:rFonts w:ascii="Consolas" w:hAnsi="Consolas"/>
-          <w:b w:val="0"/>
-          <w:i w:val="0"/>
-          <w:color w:val="B03060"/>
-        </w:rPr>
-        <w:t>id</w:t>
-      </w:r>
-      <w:r>
-        <w:rPr>
-          <w:b w:val="0"/>
-          <w:i w:val="0"/>
-        </w:rPr>
-        <w:t xml:space="preserve"> UUID, </w:t>
-      </w:r>
-      <w:r>
-        <w:rPr>
-          <w:rFonts w:ascii="Consolas" w:hAnsi="Consolas"/>
-          <w:b w:val="0"/>
-          <w:i w:val="0"/>
-          <w:color w:val="B03060"/>
-        </w:rPr>
-        <w:t>status: "pendiente"</w:t>
-      </w:r>
-      <w:r>
-        <w:rPr>
-          <w:b w:val="0"/>
-          <w:i w:val="0"/>
-        </w:rPr>
-        <w:t xml:space="preserve"> y </w:t>
-      </w:r>
-      <w:r>
-        <w:rPr>
-          <w:rFonts w:ascii="Consolas" w:hAnsi="Consolas"/>
-          <w:b w:val="0"/>
-          <w:i w:val="0"/>
-          <w:color w:val="B03060"/>
-        </w:rPr>
-        <w:t>priority: "media"</w:t>
-      </w:r>
-      <w:r>
-        <w:rPr>
-          <w:b w:val="0"/>
-          <w:i w:val="0"/>
-        </w:rPr>
-        <w:t xml:space="preserve"> por defecto. Los datos inválidos producen 400 con </w:t>
-      </w:r>
-      <w:r>
-        <w:rPr>
-          <w:rFonts w:ascii="Consolas" w:hAnsi="Consolas"/>
-          <w:b w:val="0"/>
-          <w:i w:val="0"/>
-          <w:color w:val="B03060"/>
-        </w:rPr>
-        <w:t>details[]</w:t>
-      </w:r>
-      <w:r>
-        <w:rPr>
-          <w:b w:val="0"/>
-          <w:i w:val="0"/>
-        </w:rPr>
-        <w:t>.</w:t>
-      </w:r>
-    </w:p>
-    <w:p>
-      <w:pPr>
-        <w:pStyle w:val="Heading3"/>
-      </w:pPr>
-      <w:r>
-        <w:rPr>
-          <w:b w:val="0"/>
-          <w:i w:val="0"/>
-          <w:color w:val="1F3A5F"/>
-        </w:rPr>
-        <w:t>Fase 4 – US2 Consultar ✅</w:t>
-      </w:r>
-    </w:p>
-    <w:p>
-      <w:r>
-        <w:rPr>
-          <w:b w:val="0"/>
-          <w:i w:val="0"/>
-        </w:rPr>
-        <w:t xml:space="preserve">El orden es por </w:t>
-      </w:r>
-      <w:r>
-        <w:rPr>
-          <w:rFonts w:ascii="Consolas" w:hAnsi="Consolas"/>
-          <w:b w:val="0"/>
-          <w:i w:val="0"/>
-          <w:color w:val="B03060"/>
-        </w:rPr>
-        <w:t>dueDate</w:t>
-      </w:r>
-      <w:r>
-        <w:rPr>
-          <w:b w:val="0"/>
-          <w:i w:val="0"/>
-        </w:rPr>
-        <w:t xml:space="preserve"> ascendente y, en caso de empate, por el peso de la prioridad (</w:t>
-      </w:r>
-      <w:r>
-        <w:rPr>
-          <w:rFonts w:ascii="Consolas" w:hAnsi="Consolas"/>
-          <w:b w:val="0"/>
-          <w:i w:val="0"/>
-          <w:color w:val="B03060"/>
-        </w:rPr>
-        <w:t>alta=0</w:t>
-      </w:r>
-      <w:r>
-        <w:rPr>
-          <w:b w:val="0"/>
-          <w:i w:val="0"/>
-        </w:rPr>
-        <w:t xml:space="preserve">, </w:t>
-      </w:r>
-      <w:r>
-        <w:rPr>
-          <w:rFonts w:ascii="Consolas" w:hAnsi="Consolas"/>
-          <w:b w:val="0"/>
-          <w:i w:val="0"/>
-          <w:color w:val="B03060"/>
-        </w:rPr>
-        <w:t>media=1</w:t>
-      </w:r>
-      <w:r>
-        <w:rPr>
-          <w:b w:val="0"/>
-          <w:i w:val="0"/>
-        </w:rPr>
-        <w:t xml:space="preserve">, </w:t>
-      </w:r>
-      <w:r>
-        <w:rPr>
-          <w:rFonts w:ascii="Consolas" w:hAnsi="Consolas"/>
-          <w:b w:val="0"/>
-          <w:i w:val="0"/>
-          <w:color w:val="B03060"/>
-        </w:rPr>
-        <w:t>baja=2</w:t>
-      </w:r>
-      <w:r>
-        <w:rPr>
-          <w:b w:val="0"/>
-          <w:i w:val="0"/>
-        </w:rPr>
-        <w:t xml:space="preserve">). El filtro de </w:t>
-      </w:r>
-      <w:r>
-        <w:rPr>
-          <w:rFonts w:ascii="Consolas" w:hAnsi="Consolas"/>
-          <w:b w:val="0"/>
-          <w:i w:val="0"/>
-          <w:color w:val="B03060"/>
-        </w:rPr>
-        <w:t>subject</w:t>
-      </w:r>
-      <w:r>
-        <w:rPr>
-          <w:b w:val="0"/>
-          <w:i w:val="0"/>
-        </w:rPr>
-        <w:t xml:space="preserve"> no distingue mayúsculas. Los filtros inválidos producen 400.</w:t>
-      </w:r>
-    </w:p>
-    <w:p>
-      <w:pPr>
-        <w:pStyle w:val="Heading3"/>
-      </w:pPr>
-      <w:r>
-        <w:rPr>
-          <w:b w:val="0"/>
-          <w:i w:val="0"/>
-          <w:color w:val="1F3A5F"/>
-        </w:rPr>
-        <w:t>Fase 5 – US3 Editar / Estado ✅</w:t>
-      </w:r>
-    </w:p>
-    <w:p>
-      <w:pPr>
-        <w:pStyle w:val="ListBullet"/>
-      </w:pPr>
-      <w:r>
-        <w:rPr>
-          <w:rFonts w:ascii="Consolas" w:hAnsi="Consolas"/>
-          <w:b w:val="0"/>
-          <w:i w:val="0"/>
-          <w:color w:val="B03060"/>
-        </w:rPr>
-        <w:t>PATCH /tasks/:id</w:t>
-      </w:r>
-      <w:r>
-        <w:rPr>
-          <w:b w:val="0"/>
-          <w:i w:val="0"/>
-        </w:rPr>
-        <w:t xml:space="preserve"> hace una edición parcial y </w:t>
-      </w:r>
-      <w:r>
-        <w:rPr>
-          <w:b/>
-          <w:i w:val="0"/>
-        </w:rPr>
-        <w:t>rechaza</w:t>
-      </w:r>
-      <w:r>
-        <w:rPr>
-          <w:b w:val="0"/>
-          <w:i w:val="0"/>
-        </w:rPr>
-        <w:t xml:space="preserve"> </w:t>
-      </w:r>
-      <w:r>
-        <w:rPr>
-          <w:rFonts w:ascii="Consolas" w:hAnsi="Consolas"/>
-          <w:b w:val="0"/>
-          <w:i w:val="0"/>
-          <w:color w:val="B03060"/>
-        </w:rPr>
-        <w:t>status</w:t>
-      </w:r>
-      <w:r>
-        <w:rPr>
-          <w:b w:val="0"/>
-          <w:i w:val="0"/>
-        </w:rPr>
-        <w:t xml:space="preserve"> (lo envía al endpoint dedicado).</w:t>
-      </w:r>
-    </w:p>
-    <w:p>
-      <w:pPr>
-        <w:pStyle w:val="ListBullet"/>
-      </w:pPr>
-      <w:r>
-        <w:rPr>
-          <w:rFonts w:ascii="Consolas" w:hAnsi="Consolas"/>
-          <w:b w:val="0"/>
-          <w:i w:val="0"/>
-          <w:color w:val="B03060"/>
-        </w:rPr>
-        <w:t>PATCH /tasks/:id/status</w:t>
-      </w:r>
-      <w:r>
-        <w:rPr>
-          <w:b w:val="0"/>
-          <w:i w:val="0"/>
-        </w:rPr>
-        <w:t xml:space="preserve"> aplica las transiciones de FR-007. Desde </w:t>
-      </w:r>
-      <w:r>
-        <w:rPr>
-          <w:rFonts w:ascii="Consolas" w:hAnsi="Consolas"/>
-          <w:b w:val="0"/>
-          <w:i w:val="0"/>
-          <w:color w:val="B03060"/>
-        </w:rPr>
-        <w:t>completada</w:t>
-      </w:r>
-      <w:r>
-        <w:rPr>
-          <w:b w:val="0"/>
-          <w:i w:val="0"/>
-        </w:rPr>
-        <w:t xml:space="preserve"> responde </w:t>
-      </w:r>
-      <w:r>
-        <w:rPr>
-          <w:b/>
-          <w:i w:val="0"/>
-        </w:rPr>
-        <w:t>409</w:t>
-      </w:r>
-      <w:r>
-        <w:rPr>
-          <w:b w:val="0"/>
-          <w:i w:val="0"/>
-        </w:rPr>
-        <w:t>.</w:t>
-      </w:r>
-    </w:p>
-    <w:p>
-      <w:pPr>
-        <w:pStyle w:val="Heading3"/>
-      </w:pPr>
-      <w:r>
-        <w:rPr>
-          <w:b w:val="0"/>
-          <w:i w:val="0"/>
-          <w:color w:val="1F3A5F"/>
-        </w:rPr>
-        <w:t>Fase 6 – US4 Eliminar ✅</w:t>
-      </w:r>
-    </w:p>
-    <w:p>
-      <w:r>
-        <w:rPr>
-          <w:rFonts w:ascii="Consolas" w:hAnsi="Consolas"/>
-          <w:b w:val="0"/>
-          <w:i w:val="0"/>
-          <w:color w:val="B03060"/>
-        </w:rPr>
-        <w:t>DELETE /tasks/:id</w:t>
-      </w:r>
-      <w:r>
-        <w:rPr>
-          <w:b w:val="0"/>
-          <w:i w:val="0"/>
-        </w:rPr>
-        <w:t xml:space="preserve"> responde 204, y 404 si la tarea no existe.</w:t>
-      </w:r>
-    </w:p>
-    <w:p>
-      <w:pPr>
-        <w:pStyle w:val="Heading3"/>
-      </w:pPr>
-      <w:r>
-        <w:rPr>
-          <w:b w:val="0"/>
-          <w:i w:val="0"/>
-          <w:color w:val="1F3A5F"/>
-        </w:rPr>
-        <w:t>Fase 7 – Transversal ✅</w:t>
-      </w:r>
-    </w:p>
-    <w:p>
-      <w:r>
-        <w:rPr>
-          <w:b w:val="0"/>
-          <w:i w:val="0"/>
-        </w:rPr>
-        <w:t>Persistencia atómica (</w:t>
-      </w:r>
-      <w:r>
-        <w:rPr>
-          <w:rFonts w:ascii="Consolas" w:hAnsi="Consolas"/>
-          <w:b w:val="0"/>
-          <w:i w:val="0"/>
-          <w:color w:val="B03060"/>
-        </w:rPr>
-        <w:t>tasks.json.tmp</w:t>
-      </w:r>
-      <w:r>
-        <w:rPr>
-          <w:b w:val="0"/>
-          <w:i w:val="0"/>
-        </w:rPr>
-        <w:t xml:space="preserve"> → </w:t>
-      </w:r>
-      <w:r>
-        <w:rPr>
-          <w:rFonts w:ascii="Consolas" w:hAnsi="Consolas"/>
-          <w:b w:val="0"/>
-          <w:i w:val="0"/>
-          <w:color w:val="B03060"/>
-        </w:rPr>
-        <w:t>rename</w:t>
-      </w:r>
-      <w:r>
-        <w:rPr>
-          <w:b w:val="0"/>
-          <w:i w:val="0"/>
-        </w:rPr>
-        <w:t>), pruebas de seguridad, README y medición de cobertura.</w:t>
-      </w:r>
-    </w:p>
+    <w:tbl>
+      <w:tblPr>
+        <w:tblStyle w:val="TableGrid"/>
+        <w:tblW w:type="auto" w:w="0"/>
+        <w:jc w:val="center"/>
+        <w:tblLook w:firstColumn="1" w:firstRow="1" w:lastColumn="0" w:lastRow="0" w:noHBand="0" w:noVBand="1" w:val="04A0"/>
+      </w:tblPr>
+      <w:tblGrid>
+        <w:gridCol w:w="3249"/>
+        <w:gridCol w:w="3249"/>
+        <w:gridCol w:w="3249"/>
+      </w:tblGrid>
+      <w:tr>
+        <w:tc>
+          <w:tcPr>
+            <w:tcW w:type="dxa" w:w="3249"/>
+            <w:shd w:val="clear" w:color="auto" w:fill="1F3A5F"/>
+          </w:tcPr>
+          <w:p>
+            <w:r>
+              <w:rPr>
+                <w:b/>
+                <w:i w:val="0"/>
+                <w:color w:val="FFFFFF"/>
+                <w:sz w:val="19"/>
+              </w:rPr>
+              <w:t>Fase</w:t>
+            </w:r>
+          </w:p>
+        </w:tc>
+        <w:tc>
+          <w:tcPr>
+            <w:tcW w:type="dxa" w:w="3249"/>
+            <w:shd w:val="clear" w:color="auto" w:fill="1F3A5F"/>
+          </w:tcPr>
+          <w:p>
+            <w:r>
+              <w:rPr>
+                <w:b/>
+                <w:i w:val="0"/>
+                <w:color w:val="FFFFFF"/>
+                <w:sz w:val="19"/>
+              </w:rPr>
+              <w:t>Resultado</w:t>
+            </w:r>
+          </w:p>
+        </w:tc>
+        <w:tc>
+          <w:tcPr>
+            <w:tcW w:type="dxa" w:w="3249"/>
+            <w:shd w:val="clear" w:color="auto" w:fill="1F3A5F"/>
+          </w:tcPr>
+          <w:p>
+            <w:r>
+              <w:rPr>
+                <w:b/>
+                <w:i w:val="0"/>
+                <w:color w:val="FFFFFF"/>
+                <w:sz w:val="19"/>
+              </w:rPr>
+              <w:t>Notas</w:t>
+            </w:r>
+          </w:p>
+        </w:tc>
+      </w:tr>
+      <w:tr>
+        <w:tc>
+          <w:tcPr>
+            <w:tcW w:type="dxa" w:w="3249"/>
+          </w:tcPr>
+          <w:p>
+            <w:r>
+              <w:rPr>
+                <w:b w:val="0"/>
+                <w:i w:val="0"/>
+                <w:sz w:val="19"/>
+              </w:rPr>
+              <w:t>1. Preparación</w:t>
+            </w:r>
+          </w:p>
+        </w:tc>
+        <w:tc>
+          <w:tcPr>
+            <w:tcW w:type="dxa" w:w="3249"/>
+          </w:tcPr>
+          <w:p>
+            <w:r>
+              <w:rPr>
+                <w:b w:val="0"/>
+                <w:i w:val="0"/>
+                <w:sz w:val="19"/>
+              </w:rPr>
+              <w:t>✅</w:t>
+            </w:r>
+          </w:p>
+        </w:tc>
+        <w:tc>
+          <w:tcPr>
+            <w:tcW w:type="dxa" w:w="3249"/>
+          </w:tcPr>
+          <w:p>
+            <w:r>
+              <w:rPr>
+                <w:b w:val="0"/>
+                <w:i w:val="0"/>
+                <w:sz w:val="19"/>
+              </w:rPr>
+              <w:t xml:space="preserve">Estructura, </w:t>
+            </w:r>
+            <w:r>
+              <w:rPr>
+                <w:rFonts w:ascii="Consolas" w:hAnsi="Consolas"/>
+                <w:b w:val="0"/>
+                <w:i w:val="0"/>
+                <w:color w:val="B03060"/>
+                <w:sz w:val="19"/>
+              </w:rPr>
+              <w:t>package.json</w:t>
+            </w:r>
+            <w:r>
+              <w:rPr>
+                <w:b w:val="0"/>
+                <w:i w:val="0"/>
+                <w:sz w:val="19"/>
+              </w:rPr>
+              <w:t xml:space="preserve"> y constitución</w:t>
+            </w:r>
+          </w:p>
+        </w:tc>
+      </w:tr>
+      <w:tr>
+        <w:tc>
+          <w:tcPr>
+            <w:tcW w:type="dxa" w:w="3249"/>
+            <w:shd w:val="clear" w:color="auto" w:fill="EEF2F7"/>
+          </w:tcPr>
+          <w:p>
+            <w:r>
+              <w:rPr>
+                <w:b w:val="0"/>
+                <w:i w:val="0"/>
+                <w:sz w:val="19"/>
+              </w:rPr>
+              <w:t>2. Fundamentos</w:t>
+            </w:r>
+          </w:p>
+        </w:tc>
+        <w:tc>
+          <w:tcPr>
+            <w:tcW w:type="dxa" w:w="3249"/>
+            <w:shd w:val="clear" w:color="auto" w:fill="EEF2F7"/>
+          </w:tcPr>
+          <w:p>
+            <w:r>
+              <w:rPr>
+                <w:b w:val="0"/>
+                <w:i w:val="0"/>
+                <w:sz w:val="19"/>
+              </w:rPr>
+              <w:t>✅</w:t>
+            </w:r>
+          </w:p>
+        </w:tc>
+        <w:tc>
+          <w:tcPr>
+            <w:tcW w:type="dxa" w:w="3249"/>
+            <w:shd w:val="clear" w:color="auto" w:fill="EEF2F7"/>
+          </w:tcPr>
+          <w:p>
+            <w:r>
+              <w:rPr>
+                <w:rFonts w:ascii="Consolas" w:hAnsi="Consolas"/>
+                <w:b w:val="0"/>
+                <w:i w:val="0"/>
+                <w:color w:val="B03060"/>
+                <w:sz w:val="19"/>
+              </w:rPr>
+              <w:t>isValidDate</w:t>
+            </w:r>
+            <w:r>
+              <w:rPr>
+                <w:b w:val="0"/>
+                <w:i w:val="0"/>
+                <w:sz w:val="19"/>
+              </w:rPr>
+              <w:t xml:space="preserve"> rechaza fechas que no existen (</w:t>
+            </w:r>
+            <w:r>
+              <w:rPr>
+                <w:rFonts w:ascii="Consolas" w:hAnsi="Consolas"/>
+                <w:b w:val="0"/>
+                <w:i w:val="0"/>
+                <w:color w:val="B03060"/>
+                <w:sz w:val="19"/>
+              </w:rPr>
+              <w:t>2026-02-30</w:t>
+            </w:r>
+            <w:r>
+              <w:rPr>
+                <w:b w:val="0"/>
+                <w:i w:val="0"/>
+                <w:sz w:val="19"/>
+              </w:rPr>
+              <w:t>). El repositorio devuelve copias (ADR-05).</w:t>
+            </w:r>
+          </w:p>
+        </w:tc>
+      </w:tr>
+      <w:tr>
+        <w:tc>
+          <w:tcPr>
+            <w:tcW w:type="dxa" w:w="3249"/>
+          </w:tcPr>
+          <w:p>
+            <w:r>
+              <w:rPr>
+                <w:b w:val="0"/>
+                <w:i w:val="0"/>
+                <w:sz w:val="19"/>
+              </w:rPr>
+              <w:t>3. US1 Registrar</w:t>
+            </w:r>
+          </w:p>
+        </w:tc>
+        <w:tc>
+          <w:tcPr>
+            <w:tcW w:type="dxa" w:w="3249"/>
+          </w:tcPr>
+          <w:p>
+            <w:r>
+              <w:rPr>
+                <w:b w:val="0"/>
+                <w:i w:val="0"/>
+                <w:sz w:val="19"/>
+              </w:rPr>
+              <w:t>✅</w:t>
+            </w:r>
+          </w:p>
+        </w:tc>
+        <w:tc>
+          <w:tcPr>
+            <w:tcW w:type="dxa" w:w="3249"/>
+          </w:tcPr>
+          <w:p>
+            <w:r>
+              <w:rPr>
+                <w:b w:val="0"/>
+                <w:i w:val="0"/>
+                <w:sz w:val="19"/>
+              </w:rPr>
+              <w:t xml:space="preserve">201 con UUID, </w:t>
+            </w:r>
+            <w:r>
+              <w:rPr>
+                <w:rFonts w:ascii="Consolas" w:hAnsi="Consolas"/>
+                <w:b w:val="0"/>
+                <w:i w:val="0"/>
+                <w:color w:val="B03060"/>
+                <w:sz w:val="19"/>
+              </w:rPr>
+              <w:t>pendiente</w:t>
+            </w:r>
+            <w:r>
+              <w:rPr>
+                <w:b w:val="0"/>
+                <w:i w:val="0"/>
+                <w:sz w:val="19"/>
+              </w:rPr>
+              <w:t xml:space="preserve"> y </w:t>
+            </w:r>
+            <w:r>
+              <w:rPr>
+                <w:rFonts w:ascii="Consolas" w:hAnsi="Consolas"/>
+                <w:b w:val="0"/>
+                <w:i w:val="0"/>
+                <w:color w:val="B03060"/>
+                <w:sz w:val="19"/>
+              </w:rPr>
+              <w:t>media</w:t>
+            </w:r>
+            <w:r>
+              <w:rPr>
+                <w:b w:val="0"/>
+                <w:i w:val="0"/>
+                <w:sz w:val="19"/>
+              </w:rPr>
+              <w:t xml:space="preserve"> por defecto. Los datos inválidos dan 400 con </w:t>
+            </w:r>
+            <w:r>
+              <w:rPr>
+                <w:rFonts w:ascii="Consolas" w:hAnsi="Consolas"/>
+                <w:b w:val="0"/>
+                <w:i w:val="0"/>
+                <w:color w:val="B03060"/>
+                <w:sz w:val="19"/>
+              </w:rPr>
+              <w:t>details[]</w:t>
+            </w:r>
+            <w:r>
+              <w:rPr>
+                <w:b w:val="0"/>
+                <w:i w:val="0"/>
+                <w:sz w:val="19"/>
+              </w:rPr>
+              <w:t>.</w:t>
+            </w:r>
+          </w:p>
+        </w:tc>
+      </w:tr>
+      <w:tr>
+        <w:tc>
+          <w:tcPr>
+            <w:tcW w:type="dxa" w:w="3249"/>
+            <w:shd w:val="clear" w:color="auto" w:fill="EEF2F7"/>
+          </w:tcPr>
+          <w:p>
+            <w:r>
+              <w:rPr>
+                <w:b w:val="0"/>
+                <w:i w:val="0"/>
+                <w:sz w:val="19"/>
+              </w:rPr>
+              <w:t>4. US2 Consultar</w:t>
+            </w:r>
+          </w:p>
+        </w:tc>
+        <w:tc>
+          <w:tcPr>
+            <w:tcW w:type="dxa" w:w="3249"/>
+            <w:shd w:val="clear" w:color="auto" w:fill="EEF2F7"/>
+          </w:tcPr>
+          <w:p>
+            <w:r>
+              <w:rPr>
+                <w:b w:val="0"/>
+                <w:i w:val="0"/>
+                <w:sz w:val="19"/>
+              </w:rPr>
+              <w:t>✅</w:t>
+            </w:r>
+          </w:p>
+        </w:tc>
+        <w:tc>
+          <w:tcPr>
+            <w:tcW w:type="dxa" w:w="3249"/>
+            <w:shd w:val="clear" w:color="auto" w:fill="EEF2F7"/>
+          </w:tcPr>
+          <w:p>
+            <w:r>
+              <w:rPr>
+                <w:b w:val="0"/>
+                <w:i w:val="0"/>
+                <w:sz w:val="19"/>
+              </w:rPr>
+              <w:t xml:space="preserve">Orden por </w:t>
+            </w:r>
+            <w:r>
+              <w:rPr>
+                <w:rFonts w:ascii="Consolas" w:hAnsi="Consolas"/>
+                <w:b w:val="0"/>
+                <w:i w:val="0"/>
+                <w:color w:val="B03060"/>
+                <w:sz w:val="19"/>
+              </w:rPr>
+              <w:t>dueDate</w:t>
+            </w:r>
+            <w:r>
+              <w:rPr>
+                <w:b w:val="0"/>
+                <w:i w:val="0"/>
+                <w:sz w:val="19"/>
+              </w:rPr>
+              <w:t xml:space="preserve"> y luego por el peso de la prioridad. Filtro de materia sin distinguir mayúsculas.</w:t>
+            </w:r>
+          </w:p>
+        </w:tc>
+      </w:tr>
+      <w:tr>
+        <w:tc>
+          <w:tcPr>
+            <w:tcW w:type="dxa" w:w="3249"/>
+          </w:tcPr>
+          <w:p>
+            <w:r>
+              <w:rPr>
+                <w:b w:val="0"/>
+                <w:i w:val="0"/>
+                <w:sz w:val="19"/>
+              </w:rPr>
+              <w:t>5. US3 Editar/estado</w:t>
+            </w:r>
+          </w:p>
+        </w:tc>
+        <w:tc>
+          <w:tcPr>
+            <w:tcW w:type="dxa" w:w="3249"/>
+          </w:tcPr>
+          <w:p>
+            <w:r>
+              <w:rPr>
+                <w:b w:val="0"/>
+                <w:i w:val="0"/>
+                <w:sz w:val="19"/>
+              </w:rPr>
+              <w:t>✅</w:t>
+            </w:r>
+          </w:p>
+        </w:tc>
+        <w:tc>
+          <w:tcPr>
+            <w:tcW w:type="dxa" w:w="3249"/>
+          </w:tcPr>
+          <w:p>
+            <w:r>
+              <w:rPr>
+                <w:b w:val="0"/>
+                <w:i w:val="0"/>
+                <w:sz w:val="19"/>
+              </w:rPr>
+              <w:t xml:space="preserve">Endpoint de estado separado (ADR-03). Salir de </w:t>
+            </w:r>
+            <w:r>
+              <w:rPr>
+                <w:rFonts w:ascii="Consolas" w:hAnsi="Consolas"/>
+                <w:b w:val="0"/>
+                <w:i w:val="0"/>
+                <w:color w:val="B03060"/>
+                <w:sz w:val="19"/>
+              </w:rPr>
+              <w:t>completada</w:t>
+            </w:r>
+            <w:r>
+              <w:rPr>
+                <w:b w:val="0"/>
+                <w:i w:val="0"/>
+                <w:sz w:val="19"/>
+              </w:rPr>
+              <w:t xml:space="preserve"> da 409.</w:t>
+            </w:r>
+          </w:p>
+        </w:tc>
+      </w:tr>
+      <w:tr>
+        <w:tc>
+          <w:tcPr>
+            <w:tcW w:type="dxa" w:w="3249"/>
+            <w:shd w:val="clear" w:color="auto" w:fill="EEF2F7"/>
+          </w:tcPr>
+          <w:p>
+            <w:r>
+              <w:rPr>
+                <w:b w:val="0"/>
+                <w:i w:val="0"/>
+                <w:sz w:val="19"/>
+              </w:rPr>
+              <w:t>6. US4 Eliminar</w:t>
+            </w:r>
+          </w:p>
+        </w:tc>
+        <w:tc>
+          <w:tcPr>
+            <w:tcW w:type="dxa" w:w="3249"/>
+            <w:shd w:val="clear" w:color="auto" w:fill="EEF2F7"/>
+          </w:tcPr>
+          <w:p>
+            <w:r>
+              <w:rPr>
+                <w:b w:val="0"/>
+                <w:i w:val="0"/>
+                <w:sz w:val="19"/>
+              </w:rPr>
+              <w:t>✅</w:t>
+            </w:r>
+          </w:p>
+        </w:tc>
+        <w:tc>
+          <w:tcPr>
+            <w:tcW w:type="dxa" w:w="3249"/>
+            <w:shd w:val="clear" w:color="auto" w:fill="EEF2F7"/>
+          </w:tcPr>
+          <w:p>
+            <w:r>
+              <w:rPr>
+                <w:b w:val="0"/>
+                <w:i w:val="0"/>
+                <w:sz w:val="19"/>
+              </w:rPr>
+              <w:t>204, o 404 si la tarea no existe.</w:t>
+            </w:r>
+          </w:p>
+        </w:tc>
+      </w:tr>
+      <w:tr>
+        <w:tc>
+          <w:tcPr>
+            <w:tcW w:type="dxa" w:w="3249"/>
+          </w:tcPr>
+          <w:p>
+            <w:r>
+              <w:rPr>
+                <w:b w:val="0"/>
+                <w:i w:val="0"/>
+                <w:sz w:val="19"/>
+              </w:rPr>
+              <w:t>7. Persistencia, seguridad y validación</w:t>
+            </w:r>
+          </w:p>
+        </w:tc>
+        <w:tc>
+          <w:tcPr>
+            <w:tcW w:type="dxa" w:w="3249"/>
+          </w:tcPr>
+          <w:p>
+            <w:r>
+              <w:rPr>
+                <w:b w:val="0"/>
+                <w:i w:val="0"/>
+                <w:sz w:val="19"/>
+              </w:rPr>
+              <w:t>✅</w:t>
+            </w:r>
+          </w:p>
+        </w:tc>
+        <w:tc>
+          <w:tcPr>
+            <w:tcW w:type="dxa" w:w="3249"/>
+          </w:tcPr>
+          <w:p>
+            <w:r>
+              <w:rPr>
+                <w:b w:val="0"/>
+                <w:i w:val="0"/>
+                <w:sz w:val="19"/>
+              </w:rPr>
+              <w:t>JSON atómico, 413, 500 genérico, rendimiento y smoke test.</w:t>
+            </w:r>
+          </w:p>
+        </w:tc>
+      </w:tr>
+    </w:tbl>
+    <w:p/>
     <w:p>
       <w:pPr>
         <w:pStyle w:val="Heading2"/>
@@ -1847,7 +1958,7 @@
           <w:i w:val="0"/>
           <w:color w:val="1F3A5F"/>
         </w:rPr>
-        <w:t>4. Verificación iterativa (bucle Tareas ↔ Implementar)</w:t>
+        <w:t>5. Verificación iterativa: lo que se descubrió al implementar</w:t>
       </w:r>
     </w:p>
     <w:p>
@@ -1856,7 +1967,35 @@
           <w:b w:val="0"/>
           <w:i w:val="0"/>
         </w:rPr>
-        <w:t>Durante la implementación, el ciclo de verificación encontró y corrigió dos desviaciones antes de cerrar la iteración:</w:t>
+        <w:t xml:space="preserve">La guía SDD dice: </w:t>
+      </w:r>
+      <w:r>
+        <w:rPr>
+          <w:b w:val="0"/>
+          <w:i/>
+        </w:rPr>
+        <w:t xml:space="preserve">"si se descubrió algo nuevo durante la implementación → </w:t>
+      </w:r>
+      <w:r>
+        <w:rPr>
+          <w:b w:val="0"/>
+          <w:i/>
+        </w:rPr>
+        <w:t>se actualiza la spec</w:t>
+      </w:r>
+      <w:r>
+        <w:rPr>
+          <w:b w:val="0"/>
+          <w:i/>
+        </w:rPr>
+        <w:t>, no solo el código"</w:t>
+      </w:r>
+      <w:r>
+        <w:rPr>
+          <w:b w:val="0"/>
+          <w:i w:val="0"/>
+        </w:rPr>
+        <w:t>. Así se aplicó:</w:t>
       </w:r>
     </w:p>
     <w:tbl>
@@ -1867,15 +2006,16 @@
         <w:tblLook w:firstColumn="1" w:firstRow="1" w:lastColumn="0" w:lastRow="0" w:noHBand="0" w:noVBand="1" w:val="04A0"/>
       </w:tblPr>
       <w:tblGrid>
-        <w:gridCol w:w="2436"/>
-        <w:gridCol w:w="2436"/>
-        <w:gridCol w:w="2436"/>
-        <w:gridCol w:w="2436"/>
+        <w:gridCol w:w="1949"/>
+        <w:gridCol w:w="1949"/>
+        <w:gridCol w:w="1949"/>
+        <w:gridCol w:w="1949"/>
+        <w:gridCol w:w="1949"/>
       </w:tblGrid>
       <w:tr>
         <w:tc>
           <w:tcPr>
-            <w:tcW w:type="dxa" w:w="2436"/>
+            <w:tcW w:type="dxa" w:w="1949"/>
             <w:shd w:val="clear" w:color="auto" w:fill="1F3A5F"/>
           </w:tcPr>
           <w:p>
@@ -1892,7 +2032,7 @@
         </w:tc>
         <w:tc>
           <w:tcPr>
-            <w:tcW w:type="dxa" w:w="2436"/>
+            <w:tcW w:type="dxa" w:w="1949"/>
             <w:shd w:val="clear" w:color="auto" w:fill="1F3A5F"/>
           </w:tcPr>
           <w:p>
@@ -1903,13 +2043,13 @@
                 <w:color w:val="FFFFFF"/>
                 <w:sz w:val="19"/>
               </w:rPr>
-              <w:t>Hallazgo</w:t>
+              <w:t>Descubrimiento</w:t>
             </w:r>
           </w:p>
         </w:tc>
         <w:tc>
           <w:tcPr>
-            <w:tcW w:type="dxa" w:w="2436"/>
+            <w:tcW w:type="dxa" w:w="1949"/>
             <w:shd w:val="clear" w:color="auto" w:fill="1F3A5F"/>
           </w:tcPr>
           <w:p>
@@ -1926,7 +2066,7 @@
         </w:tc>
         <w:tc>
           <w:tcPr>
-            <w:tcW w:type="dxa" w:w="2436"/>
+            <w:tcW w:type="dxa" w:w="1949"/>
             <w:shd w:val="clear" w:color="auto" w:fill="1F3A5F"/>
           </w:tcPr>
           <w:p>
@@ -1937,7 +2077,24 @@
                 <w:color w:val="FFFFFF"/>
                 <w:sz w:val="19"/>
               </w:rPr>
-              <w:t>Corrección</w:t>
+              <w:t>Cambio en el código</w:t>
+            </w:r>
+          </w:p>
+        </w:tc>
+        <w:tc>
+          <w:tcPr>
+            <w:tcW w:type="dxa" w:w="1949"/>
+            <w:shd w:val="clear" w:color="auto" w:fill="1F3A5F"/>
+          </w:tcPr>
+          <w:p>
+            <w:r>
+              <w:rPr>
+                <w:b/>
+                <w:i w:val="0"/>
+                <w:color w:val="FFFFFF"/>
+                <w:sz w:val="19"/>
+              </w:rPr>
+              <w:t>Cambio en la spec/plan</w:t>
             </w:r>
           </w:p>
         </w:tc>
@@ -1945,7 +2102,7 @@
       <w:tr>
         <w:tc>
           <w:tcPr>
-            <w:tcW w:type="dxa" w:w="2436"/>
+            <w:tcW w:type="dxa" w:w="1949"/>
           </w:tcPr>
           <w:p>
             <w:r>
@@ -1960,7 +2117,7 @@
         </w:tc>
         <w:tc>
           <w:tcPr>
-            <w:tcW w:type="dxa" w:w="2436"/>
+            <w:tcW w:type="dxa" w:w="1949"/>
           </w:tcPr>
           <w:p>
             <w:r>
@@ -1969,7 +2126,7 @@
                 <w:i w:val="0"/>
                 <w:sz w:val="19"/>
               </w:rPr>
-              <w:t>Con un cuerpo &gt; 10 KB, el servidor cortaba el socket (</w:t>
+              <w:t xml:space="preserve">Con un cuerpo &gt; 10 KB, </w:t>
             </w:r>
             <w:r>
               <w:rPr>
@@ -1987,7 +2144,7 @@
                 <w:i w:val="0"/>
                 <w:sz w:val="19"/>
               </w:rPr>
-              <w:t xml:space="preserve">) y el cliente recibía </w:t>
+              <w:t xml:space="preserve"> cortaba la conexión y el cliente veía </w:t>
             </w:r>
             <w:r>
               <w:rPr>
@@ -2003,29 +2160,13 @@
                 <w:i w:val="0"/>
                 <w:sz w:val="19"/>
               </w:rPr>
-              <w:t xml:space="preserve"> en lugar de </w:t>
-            </w:r>
-            <w:r>
-              <w:rPr>
-                <w:b/>
-                <w:i w:val="0"/>
-                <w:sz w:val="19"/>
-              </w:rPr>
-              <w:t>413</w:t>
-            </w:r>
-            <w:r>
-              <w:rPr>
-                <w:b w:val="0"/>
-                <w:i w:val="0"/>
-                <w:sz w:val="19"/>
-              </w:rPr>
-              <w:t xml:space="preserve"> (incumplía NFR-004 / Principio VI).</w:t>
+              <w:t xml:space="preserve"> en lugar de 413.</w:t>
             </w:r>
           </w:p>
         </w:tc>
         <w:tc>
           <w:tcPr>
-            <w:tcW w:type="dxa" w:w="2436"/>
+            <w:tcW w:type="dxa" w:w="1949"/>
           </w:tcPr>
           <w:p>
             <w:r>
@@ -2044,7 +2185,7 @@
                 <w:color w:val="B03060"/>
                 <w:sz w:val="19"/>
               </w:rPr>
-              <w:t>413 si el cuerpo excede el límite</w:t>
+              <w:t>[NFR-004] 413…</w:t>
             </w:r>
             <w:r>
               <w:rPr>
@@ -2052,7 +2193,7 @@
                 <w:i w:val="0"/>
                 <w:sz w:val="19"/>
               </w:rPr>
-              <w:t xml:space="preserve"> (T023) en </w:t>
+              <w:t xml:space="preserve"> en </w:t>
             </w:r>
             <w:r>
               <w:rPr>
@@ -2066,7 +2207,7 @@
         </w:tc>
         <w:tc>
           <w:tcPr>
-            <w:tcW w:type="dxa" w:w="2436"/>
+            <w:tcW w:type="dxa" w:w="1949"/>
           </w:tcPr>
           <w:p>
             <w:r>
@@ -2075,7 +2216,48 @@
                 <w:i w:val="0"/>
                 <w:sz w:val="19"/>
               </w:rPr>
-              <w:t>Se descarta el resto del cuerpo sin cortar la conexión y se responde 413 al terminar la lectura.</w:t>
+              <w:t>Se descarta el resto del cuerpo y se responde 413</w:t>
+            </w:r>
+          </w:p>
+        </w:tc>
+        <w:tc>
+          <w:tcPr>
+            <w:tcW w:type="dxa" w:w="1949"/>
+          </w:tcPr>
+          <w:p>
+            <w:r>
+              <w:rPr>
+                <w:b w:val="0"/>
+                <w:i w:val="0"/>
+                <w:sz w:val="19"/>
+              </w:rPr>
+              <w:t xml:space="preserve">Se agregó </w:t>
+            </w:r>
+            <w:r>
+              <w:rPr>
+                <w:b/>
+                <w:i w:val="0"/>
+                <w:sz w:val="19"/>
+              </w:rPr>
+              <w:t>ADR-06</w:t>
+            </w:r>
+            <w:r>
+              <w:rPr>
+                <w:b w:val="0"/>
+                <w:i w:val="0"/>
+                <w:sz w:val="19"/>
+              </w:rPr>
+              <w:t xml:space="preserve"> en </w:t>
+            </w:r>
+            <w:r>
+              <w:rPr>
+                <w:rFonts w:ascii="Consolas" w:hAnsi="Consolas"/>
+                <w:b w:val="0"/>
+                <w:i w:val="0"/>
+                <w:color w:val="B03060"/>
+                <w:sz w:val="19"/>
+              </w:rPr>
+              <w:t>plan.md</w:t>
             </w:r>
           </w:p>
         </w:tc>
@@ -2083,7 +2265,7 @@
       <w:tr>
         <w:tc>
           <w:tcPr>
-            <w:tcW w:type="dxa" w:w="2436"/>
+            <w:tcW w:type="dxa" w:w="1949"/>
             <w:shd w:val="clear" w:color="auto" w:fill="EEF2F7"/>
           </w:tcPr>
           <w:p>
@@ -2099,7 +2281,7 @@
         </w:tc>
         <w:tc>
           <w:tcPr>
-            <w:tcW w:type="dxa" w:w="2436"/>
+            <w:tcW w:type="dxa" w:w="1949"/>
             <w:shd w:val="clear" w:color="auto" w:fill="EEF2F7"/>
           </w:tcPr>
           <w:p>
@@ -2109,7 +2291,7 @@
                 <w:i w:val="0"/>
                 <w:sz w:val="19"/>
               </w:rPr>
-              <w:t xml:space="preserve">La cobertura de ramas de </w:t>
+              <w:t xml:space="preserve">Había una rama muerta en </w:t>
             </w:r>
             <w:r>
               <w:rPr>
@@ -2119,7 +2301,7 @@
                 <w:color w:val="B03060"/>
                 <w:sz w:val="19"/>
               </w:rPr>
-              <w:t>taskService.js</w:t>
+              <w:t>update()</w:t>
             </w:r>
             <w:r>
               <w:rPr>
@@ -2127,7 +2309,7 @@
                 <w:i w:val="0"/>
                 <w:sz w:val="19"/>
               </w:rPr>
-              <w:t xml:space="preserve"> era de 97,37 % por una rama muerta (</w:t>
+              <w:t xml:space="preserve"> (</w:t>
             </w:r>
             <w:r>
               <w:rPr>
@@ -2145,13 +2327,13 @@
                 <w:i w:val="0"/>
                 <w:sz w:val="19"/>
               </w:rPr>
-              <w:t>): todos los campos editables ya llegan validados como texto.</w:t>
+              <w:t>), con cobertura de ramas de 97,37 %.</w:t>
             </w:r>
           </w:p>
         </w:tc>
         <w:tc>
           <w:tcPr>
-            <w:tcW w:type="dxa" w:w="2436"/>
+            <w:tcW w:type="dxa" w:w="1949"/>
             <w:shd w:val="clear" w:color="auto" w:fill="EEF2F7"/>
           </w:tcPr>
           <w:p>
@@ -2165,19 +2347,11 @@
               </w:rPr>
               <w:t>npm run coverage</w:t>
             </w:r>
-            <w:r>
-              <w:rPr>
-                <w:b w:val="0"/>
-                <w:i w:val="0"/>
-                <w:sz w:val="19"/>
-              </w:rPr>
-              <w:t xml:space="preserve"> (T024)</w:t>
-            </w:r>
           </w:p>
         </w:tc>
         <w:tc>
           <w:tcPr>
-            <w:tcW w:type="dxa" w:w="2436"/>
+            <w:tcW w:type="dxa" w:w="1949"/>
             <w:shd w:val="clear" w:color="auto" w:fill="EEF2F7"/>
           </w:tcPr>
           <w:p>
@@ -2197,7 +2371,63 @@
                 <w:color w:val="B03060"/>
                 <w:sz w:val="19"/>
               </w:rPr>
-              <w:t>changes[key].trim()</w:t>
+              <w:t>.trim()</w:t>
+            </w:r>
+          </w:p>
+        </w:tc>
+        <w:tc>
+          <w:tcPr>
+            <w:tcW w:type="dxa" w:w="1949"/>
+            <w:shd w:val="clear" w:color="auto" w:fill="EEF2F7"/>
+          </w:tcPr>
+          <w:p>
+            <w:r>
+              <w:rPr>
+                <w:b w:val="0"/>
+                <w:i w:val="0"/>
+                <w:sz w:val="19"/>
+              </w:rPr>
+              <w:t>— (refactor sin cambio de comportamiento)</w:t>
+            </w:r>
+          </w:p>
+        </w:tc>
+      </w:tr>
+      <w:tr>
+        <w:tc>
+          <w:tcPr>
+            <w:tcW w:type="dxa" w:w="1949"/>
+          </w:tcPr>
+          <w:p>
+            <w:r>
+              <w:rPr>
+                <w:b w:val="0"/>
+                <w:i w:val="0"/>
+                <w:sz w:val="19"/>
+              </w:rPr>
+              <w:t>3</w:t>
+            </w:r>
+          </w:p>
+        </w:tc>
+        <w:tc>
+          <w:tcPr>
+            <w:tcW w:type="dxa" w:w="1949"/>
+          </w:tcPr>
+          <w:p>
+            <w:r>
+              <w:rPr>
+                <w:b w:val="0"/>
+                <w:i w:val="0"/>
+                <w:sz w:val="19"/>
+              </w:rPr>
+              <w:t xml:space="preserve">Las respuestas 404/405 a rutas y métodos desconocidos estaban implementadas pero </w:t>
+            </w:r>
+            <w:r>
+              <w:rPr>
+                <w:b/>
+                <w:i w:val="0"/>
+                <w:sz w:val="19"/>
+              </w:rPr>
+              <w:t>no especificadas</w:t>
             </w:r>
             <w:r>
               <w:rPr>
@@ -2205,54 +2435,305 @@
                 <w:i w:val="0"/>
                 <w:sz w:val="19"/>
               </w:rPr>
-              <w:t xml:space="preserve"> y la cobertura de ramas quedó en 100 %.</w:t>
+              <w:t xml:space="preserve"> (</w:t>
+            </w:r>
+            <w:r>
+              <w:rPr>
+                <w:b w:val="0"/>
+                <w:i/>
+                <w:sz w:val="19"/>
+              </w:rPr>
+              <w:t>spec drift</w:t>
+            </w:r>
+            <w:r>
+              <w:rPr>
+                <w:b w:val="0"/>
+                <w:i w:val="0"/>
+                <w:sz w:val="19"/>
+              </w:rPr>
+              <w:t>).</w:t>
+            </w:r>
+          </w:p>
+        </w:tc>
+        <w:tc>
+          <w:tcPr>
+            <w:tcW w:type="dxa" w:w="1949"/>
+          </w:tcPr>
+          <w:p>
+            <w:r>
+              <w:rPr>
+                <w:b w:val="0"/>
+                <w:i w:val="0"/>
+                <w:sz w:val="19"/>
+              </w:rPr>
+              <w:t>Revisión de trazabilidad</w:t>
+            </w:r>
+          </w:p>
+        </w:tc>
+        <w:tc>
+          <w:tcPr>
+            <w:tcW w:type="dxa" w:w="1949"/>
+          </w:tcPr>
+          <w:p>
+            <w:r>
+              <w:rPr>
+                <w:b w:val="0"/>
+                <w:i w:val="0"/>
+                <w:sz w:val="19"/>
+              </w:rPr>
+              <w:t>—</w:t>
+            </w:r>
+          </w:p>
+        </w:tc>
+        <w:tc>
+          <w:tcPr>
+            <w:tcW w:type="dxa" w:w="1949"/>
+          </w:tcPr>
+          <w:p>
+            <w:r>
+              <w:rPr>
+                <w:b w:val="0"/>
+                <w:i w:val="0"/>
+                <w:sz w:val="19"/>
+              </w:rPr>
+              <w:t xml:space="preserve">Se agregó </w:t>
+            </w:r>
+            <w:r>
+              <w:rPr>
+                <w:b/>
+                <w:i w:val="0"/>
+                <w:sz w:val="19"/>
+              </w:rPr>
+              <w:t>FR-012</w:t>
+            </w:r>
+            <w:r>
+              <w:rPr>
+                <w:b w:val="0"/>
+                <w:i w:val="0"/>
+                <w:sz w:val="19"/>
+              </w:rPr>
+              <w:t xml:space="preserve"> a </w:t>
+            </w:r>
+            <w:r>
+              <w:rPr>
+                <w:rFonts w:ascii="Consolas" w:hAnsi="Consolas"/>
+                <w:b w:val="0"/>
+                <w:i w:val="0"/>
+                <w:color w:val="B03060"/>
+                <w:sz w:val="19"/>
+              </w:rPr>
+              <w:t>spec.md</w:t>
+            </w:r>
+          </w:p>
+        </w:tc>
+      </w:tr>
+      <w:tr>
+        <w:tc>
+          <w:tcPr>
+            <w:tcW w:type="dxa" w:w="1949"/>
+            <w:shd w:val="clear" w:color="auto" w:fill="EEF2F7"/>
+          </w:tcPr>
+          <w:p>
+            <w:r>
+              <w:rPr>
+                <w:b w:val="0"/>
+                <w:i w:val="0"/>
+                <w:sz w:val="19"/>
+              </w:rPr>
+              <w:t>4</w:t>
+            </w:r>
+          </w:p>
+        </w:tc>
+        <w:tc>
+          <w:tcPr>
+            <w:tcW w:type="dxa" w:w="1949"/>
+            <w:shd w:val="clear" w:color="auto" w:fill="EEF2F7"/>
+          </w:tcPr>
+          <w:p>
+            <w:r>
+              <w:rPr>
+                <w:b w:val="0"/>
+                <w:i w:val="0"/>
+                <w:sz w:val="19"/>
+              </w:rPr>
+              <w:t>NFR-002 (rendimiento) solo se había medido a mano.</w:t>
+            </w:r>
+          </w:p>
+        </w:tc>
+        <w:tc>
+          <w:tcPr>
+            <w:tcW w:type="dxa" w:w="1949"/>
+            <w:shd w:val="clear" w:color="auto" w:fill="EEF2F7"/>
+          </w:tcPr>
+          <w:p>
+            <w:r>
+              <w:rPr>
+                <w:b w:val="0"/>
+                <w:i w:val="0"/>
+                <w:sz w:val="19"/>
+              </w:rPr>
+              <w:t>Revisión contra la guía (requisitos verificables)</w:t>
+            </w:r>
+          </w:p>
+        </w:tc>
+        <w:tc>
+          <w:tcPr>
+            <w:tcW w:type="dxa" w:w="1949"/>
+            <w:shd w:val="clear" w:color="auto" w:fill="EEF2F7"/>
+          </w:tcPr>
+          <w:p>
+            <w:r>
+              <w:rPr>
+                <w:b w:val="0"/>
+                <w:i w:val="0"/>
+                <w:sz w:val="19"/>
+              </w:rPr>
+              <w:t xml:space="preserve">Se agregó la prueba automatizada </w:t>
+            </w:r>
+            <w:r>
+              <w:rPr>
+                <w:rFonts w:ascii="Consolas" w:hAnsi="Consolas"/>
+                <w:b w:val="0"/>
+                <w:i w:val="0"/>
+                <w:color w:val="B03060"/>
+                <w:sz w:val="19"/>
+              </w:rPr>
+              <w:t>[NFR-002]</w:t>
+            </w:r>
+          </w:p>
+        </w:tc>
+        <w:tc>
+          <w:tcPr>
+            <w:tcW w:type="dxa" w:w="1949"/>
+            <w:shd w:val="clear" w:color="auto" w:fill="EEF2F7"/>
+          </w:tcPr>
+          <w:p>
+            <w:r>
+              <w:rPr>
+                <w:b w:val="0"/>
+                <w:i w:val="0"/>
+                <w:sz w:val="19"/>
+              </w:rPr>
+              <w:t xml:space="preserve">Se agregó la tarea </w:t>
+            </w:r>
+            <w:r>
+              <w:rPr>
+                <w:b/>
+                <w:i w:val="0"/>
+                <w:sz w:val="19"/>
+              </w:rPr>
+              <w:t>T024</w:t>
+            </w:r>
+          </w:p>
+        </w:tc>
+      </w:tr>
+      <w:tr>
+        <w:tc>
+          <w:tcPr>
+            <w:tcW w:type="dxa" w:w="1949"/>
+          </w:tcPr>
+          <w:p>
+            <w:r>
+              <w:rPr>
+                <w:b w:val="0"/>
+                <w:i w:val="0"/>
+                <w:sz w:val="19"/>
+              </w:rPr>
+              <w:t>5</w:t>
+            </w:r>
+          </w:p>
+        </w:tc>
+        <w:tc>
+          <w:tcPr>
+            <w:tcW w:type="dxa" w:w="1949"/>
+          </w:tcPr>
+          <w:p>
+            <w:r>
+              <w:rPr>
+                <w:b w:val="0"/>
+                <w:i w:val="0"/>
+                <w:sz w:val="19"/>
+              </w:rPr>
+              <w:t xml:space="preserve">El script </w:t>
+            </w:r>
+            <w:r>
+              <w:rPr>
+                <w:rFonts w:ascii="Consolas" w:hAnsi="Consolas"/>
+                <w:b w:val="0"/>
+                <w:i w:val="0"/>
+                <w:color w:val="B03060"/>
+                <w:sz w:val="19"/>
+              </w:rPr>
+              <w:t>node --test tests/</w:t>
+            </w:r>
+            <w:r>
+              <w:rPr>
+                <w:b w:val="0"/>
+                <w:i w:val="0"/>
+                <w:sz w:val="19"/>
+              </w:rPr>
+              <w:t xml:space="preserve"> falla en Node 22, que espera un archivo y no una carpeta.</w:t>
+            </w:r>
+          </w:p>
+        </w:tc>
+        <w:tc>
+          <w:tcPr>
+            <w:tcW w:type="dxa" w:w="1949"/>
+          </w:tcPr>
+          <w:p>
+            <w:r>
+              <w:rPr>
+                <w:b w:val="0"/>
+                <w:i w:val="0"/>
+                <w:sz w:val="19"/>
+              </w:rPr>
+              <w:t>Primera ejecución</w:t>
+            </w:r>
+          </w:p>
+        </w:tc>
+        <w:tc>
+          <w:tcPr>
+            <w:tcW w:type="dxa" w:w="1949"/>
+          </w:tcPr>
+          <w:p>
+            <w:r>
+              <w:rPr>
+                <w:b w:val="0"/>
+                <w:i w:val="0"/>
+                <w:sz w:val="19"/>
+              </w:rPr>
+              <w:t xml:space="preserve">Se cambió al patrón </w:t>
+            </w:r>
+            <w:r>
+              <w:rPr>
+                <w:rFonts w:ascii="Consolas" w:hAnsi="Consolas"/>
+                <w:b w:val="0"/>
+                <w:i w:val="0"/>
+                <w:color w:val="B03060"/>
+                <w:sz w:val="19"/>
+              </w:rPr>
+              <w:t>"tests/**/*.test.js"</w:t>
+            </w:r>
+          </w:p>
+        </w:tc>
+        <w:tc>
+          <w:tcPr>
+            <w:tcW w:type="dxa" w:w="1949"/>
+          </w:tcPr>
+          <w:p>
+            <w:r>
+              <w:rPr>
+                <w:b w:val="0"/>
+                <w:i w:val="0"/>
+                <w:sz w:val="19"/>
+              </w:rPr>
+              <w:t>—</w:t>
             </w:r>
           </w:p>
         </w:tc>
       </w:tr>
     </w:tbl>
     <w:p/>
-    <w:p>
-      <w:r>
-        <w:rPr>
-          <w:b w:val="0"/>
-          <w:i w:val="0"/>
-        </w:rPr>
-        <w:t xml:space="preserve">Además, el script de pruebas </w:t>
-      </w:r>
-      <w:r>
-        <w:rPr>
-          <w:rFonts w:ascii="Consolas" w:hAnsi="Consolas"/>
-          <w:b w:val="0"/>
-          <w:i w:val="0"/>
-          <w:color w:val="B03060"/>
-        </w:rPr>
-        <w:t>node --test tests/</w:t>
-      </w:r>
-      <w:r>
-        <w:rPr>
-          <w:b w:val="0"/>
-          <w:i w:val="0"/>
-        </w:rPr>
-        <w:t xml:space="preserve"> no funcionaba en Node 22 (busca un módulo, no una carpeta). Se corrigió al patrón </w:t>
-      </w:r>
-      <w:r>
-        <w:rPr>
-          <w:rFonts w:ascii="Consolas" w:hAnsi="Consolas"/>
-          <w:b w:val="0"/>
-          <w:i w:val="0"/>
-          <w:color w:val="B03060"/>
-        </w:rPr>
-        <w:t>"tests/**/*.test.js"</w:t>
-      </w:r>
-      <w:r>
-        <w:rPr>
-          <w:b w:val="0"/>
-          <w:i w:val="0"/>
-        </w:rPr>
-        <w:t>.</w:t>
-      </w:r>
-    </w:p>
     <w:p>
       <w:pPr>
         <w:pStyle w:val="Heading2"/>
@@ -2263,7 +2744,7 @@
           <w:i w:val="0"/>
           <w:color w:val="1F3A5F"/>
         </w:rPr>
-        <w:t>5. Evidencia de ejecución</w:t>
+        <w:t>6. Evidencia</w:t>
       </w:r>
     </w:p>
     <w:p>
@@ -2301,17 +2782,57 @@
               </w:rPr>
               <w:t>$ npm test</w:t>
               <w:br/>
-              <w:t># tests 35</w:t>
+              <w:t># tests 36</w:t>
               <w:br/>
-              <w:t># suites 7</w:t>
+              <w:t># suites 8</w:t>
               <w:br/>
-              <w:t># pass 35</w:t>
+              <w:t># pass 36</w:t>
               <w:br/>
               <w:t># fail 0</w:t>
+            </w:r>
+          </w:p>
+        </w:tc>
+      </w:tr>
+    </w:tbl>
+    <w:p/>
+    <w:p>
+      <w:r>
+        <w:rPr>
+          <w:b w:val="0"/>
+          <w:i w:val="0"/>
+        </w:rPr>
+        <w:t>Extracto con la trazabilidad en los nombres:</w:t>
+      </w:r>
+    </w:p>
+    <w:tbl>
+      <w:tblPr>
+        <w:tblW w:type="auto" w:w="0"/>
+        <w:tblLook w:firstColumn="1" w:firstRow="1" w:lastColumn="0" w:lastRow="0" w:noHBand="0" w:noVBand="1" w:val="04A0"/>
+      </w:tblPr>
+      <w:tblGrid>
+        <w:gridCol w:w="9746"/>
+      </w:tblGrid>
+      <w:tr>
+        <w:tc>
+          <w:tcPr>
+            <w:tcW w:type="dxa" w:w="9746"/>
+            <w:shd w:val="clear" w:color="auto" w:fill="F2F4F7"/>
+          </w:tcPr>
+          <w:p>
+            <w:r>
+              <w:rPr>
+                <w:rFonts w:ascii="Consolas" w:hAnsi="Consolas"/>
+                <w:sz w:val="17"/>
+              </w:rPr>
+              <w:t>ok - [FR-005] US2: lista ordenada por fecha de entrega y prioridad</w:t>
               <w:br/>
-              <w:t># cancelled 0</w:t>
+              <w:t>ok - [FR-007] 409 ante transición de estado no permitida</w:t>
               <w:br/>
-              <w:t># skipped 0</w:t>
+              <w:t>ok - [FR-010] persiste y recarga tareas desde disco</w:t>
+              <w:br/>
+              <w:t>ok - [NFR-002] lista 1 000 tareas filtradas en &lt; 200 ms (p95)</w:t>
+              <w:br/>
+              <w:t>ok - [NFR-004] 500 genérico sin filtrar detalles internos</w:t>
             </w:r>
           </w:p>
         </w:tc>
@@ -2328,7 +2849,7 @@
           <w:i w:val="0"/>
           <w:color w:val="1F3A5F"/>
         </w:rPr>
-        <w:t>Prueba manual (smoke test) del servidor real</w:t>
+        <w:t>Validación manual del servidor real</w:t>
       </w:r>
     </w:p>
     <w:tbl>
@@ -2377,7 +2898,7 @@
           <w:b w:val="0"/>
           <w:i w:val="0"/>
         </w:rPr>
-        <w:t xml:space="preserve">Se verificó que el archivo </w:t>
+        <w:t xml:space="preserve">Se comprobó que </w:t>
       </w:r>
       <w:r>
         <w:rPr>
@@ -2393,7 +2914,7 @@
           <w:b w:val="0"/>
           <w:i w:val="0"/>
         </w:rPr>
-        <w:t xml:space="preserve"> contenía la tarea después de la petición (FR-010).</w:t>
+        <w:t xml:space="preserve"> contenía la tarea (FR-010, CA-15).</w:t>
       </w:r>
     </w:p>
     <w:p>
@@ -2406,7 +2927,62 @@
           <w:i w:val="0"/>
           <w:color w:val="1F3A5F"/>
         </w:rPr>
-        <w:t>6. Cómo reproducir</w:t>
+        <w:t>7. Desviaciones del proceso (honestidad del registro)</w:t>
+      </w:r>
+    </w:p>
+    <w:p>
+      <w:pPr>
+        <w:pStyle w:val="ListBullet"/>
+      </w:pPr>
+      <w:r>
+        <w:rPr>
+          <w:b w:val="0"/>
+          <w:i w:val="0"/>
+        </w:rPr>
+        <w:t xml:space="preserve">El código de la iteración se subió al repositorio en </w:t>
+      </w:r>
+      <w:r>
+        <w:rPr>
+          <w:b/>
+          <w:i w:val="0"/>
+        </w:rPr>
+        <w:t>un commit inicial</w:t>
+      </w:r>
+      <w:r>
+        <w:rPr>
+          <w:b w:val="0"/>
+          <w:i w:val="0"/>
+        </w:rPr>
+        <w:t xml:space="preserve">, y no en un commit por tarea como recomienda la guía. Para la iteración 2 se exigirá un commit por tarea que cite su ID (por ejemplo </w:t>
+      </w:r>
+      <w:r>
+        <w:rPr>
+          <w:rFonts w:ascii="Consolas" w:hAnsi="Consolas"/>
+          <w:b w:val="0"/>
+          <w:i w:val="0"/>
+          <w:color w:val="B03060"/>
+        </w:rPr>
+        <w:t>T018: changeStatus con TransitionError</w:t>
+      </w:r>
+      <w:r>
+        <w:rPr>
+          <w:b w:val="0"/>
+          <w:i w:val="0"/>
+        </w:rPr>
+        <w:t>).</w:t>
+      </w:r>
+    </w:p>
+    <w:p>
+      <w:pPr>
+        <w:pStyle w:val="Heading2"/>
+      </w:pPr>
+      <w:r>
+        <w:rPr>
+          <w:b w:val="0"/>
+          <w:i w:val="0"/>
+          <w:color w:val="1F3A5F"/>
+        </w:rPr>
+        <w:t>8. Cómo reproducir</w:t>
       </w:r>
     </w:p>
     <w:tbl>
@@ -2429,8 +3005,6 @@
                 <w:rFonts w:ascii="Consolas" w:hAnsi="Consolas"/>
                 <w:sz w:val="17"/>
               </w:rPr>
-              <w:t>cd taskflow-sdd</w:t>
-              <w:br/>
               <w:t>npm test</w:t>
               <w:br/>
               <w:t>npm run coverage</w:t>
@@ -2442,67 +3016,6 @@
       </w:tr>
     </w:tbl>
     <w:p/>
-    <w:p>
-      <w:pPr>
-        <w:pStyle w:val="Heading2"/>
-      </w:pPr>
-      <w:r>
-        <w:rPr>
-          <w:b w:val="0"/>
-          <w:i w:val="0"/>
-          <w:color w:val="1F3A5F"/>
-        </w:rPr>
-        <w:t>7. Pendiente para la iteración 2 (fuera de alcance)</w:t>
-      </w:r>
-    </w:p>
-    <w:p>
-      <w:pPr>
-        <w:pStyle w:val="ListBullet"/>
-      </w:pPr>
-      <w:r>
-        <w:rPr>
-          <w:b w:val="0"/>
-          <w:i w:val="0"/>
-        </w:rPr>
-        <w:t>Usuarios y autenticación (multiusuario).</w:t>
-      </w:r>
-    </w:p>
-    <w:p>
-      <w:pPr>
-        <w:pStyle w:val="ListBullet"/>
-      </w:pPr>
-      <w:r>
-        <w:rPr>
-          <w:b w:val="0"/>
-          <w:i w:val="0"/>
-        </w:rPr>
-        <w:t>Migrar la persistencia a una base de datos (SQLite o PostgreSQL).</w:t>
-      </w:r>
-    </w:p>
-    <w:p>
-      <w:pPr>
-        <w:pStyle w:val="ListBullet"/>
-      </w:pPr>
-      <w:r>
-        <w:rPr>
-          <w:b w:val="0"/>
-          <w:i w:val="0"/>
-        </w:rPr>
-        <w:t>Recordatorios de entregas próximas.</w:t>
-      </w:r>
-    </w:p>
-    <w:p>
-      <w:pPr>
-        <w:pStyle w:val="ListBullet"/>
-      </w:pPr>
-      <w:r>
-        <w:rPr>
-          <w:b w:val="0"/>
-          <w:i w:val="0"/>
-        </w:rPr>
-        <w:t>Cliente web.</w:t>
-      </w:r>
-    </w:p>
     <w:sectPr>
       <w:pgSz w:w="12240" w:h="15840"/>
       <w:pgMar w:top="1134" w:right="1247" w:bottom="1134" w:left="1247" w:header="720" w:footer="720" w:gutter="0"/>
